--- a/seminars/global-market-entry/Speaker_Transcript.docx
+++ b/seminars/global-market-entry/Speaker_Transcript.docx
@@ -1870,7 +1870,7 @@
           <w:i w:val="0"/>
           <w:sz w:val="24"/>
         </w:rPr>
-        <w:t>UK Approved Bodies are designated by the MHRA to assess against the UK Medical Devices Regulations 2002, playing the same role a notified body plays in Europe, though there are far fewer of them: at the time this was prepared, nine against fifty-two designated under MDR. That is partly structural: those bodies must maintain capability against a rule set the rest of Europe has left behind, for a market that also accepts CE marking. Manufacturers usually look at UKCA out of frustration with notified body capacity, assuming a smaller and lighter market must be quicker, and sometimes it is, though a small pool with limited scope coverage can be just as constrained, so the check is specific: can an Approved Body designated for my device code take me, on my timescale? For most manufacturers with a European route it does not arise, since CE marking already reaches Great Britain.</w:t>
+        <w:t>UK Approved Bodies are designated by the MHRA to assess against the UK Medical Devices Regulations 2002, playing the same role a notified body plays in Europe, though there are far fewer of them: at the time this was prepared, somewhere around ten of them against just over fifty designated under MDR. I give that as an order of magnitude rather than a hard number, because the published list mixes general medical device, active implantable and in vitro diagnostic designations and the count you get depends on how you slice it. That is partly structural: those bodies must maintain capability against a rule set the rest of Europe has left behind, for a market that also accepts CE marking. Manufacturers usually look at UKCA out of frustration with notified body capacity, assuming a smaller and lighter market must be quicker, and sometimes it is, though a small pool with limited scope coverage can be just as constrained, so the check is specific: can an Approved Body designated for my device code take me, on my timescale? For most manufacturers with a European route it does not arise, since CE marking already reaches Great Britain.</w:t>
       </w:r>
     </w:p>
     <w:p>
